--- a/Законы/Законопроекты/ACT. 001 — Развёрнутая редакция для чтения.docx
+++ b/Законы/Законопроекты/ACT. 001 — Развёрнутая редакция для чтения.docx
@@ -186,7 +186,7 @@
                 <w:sz w:val="20"/>
                 <w:u w:val="none"/>
               </w:rPr>
-              <w:t>вводится ст. 2.1 ч. 1 ПК (ACT. 001) впервые — в действующих законах сокращение не использовалось; орган определён КЗ «О Правительстве штата San-Andreas» (152.txt)</w:t>
+              <w:t>вводится ст. 2.1 ч. 1 ПК (ACT. 001); орган определён статьёй 35 Конституции штата San-Andreas</w:t>
             </w:r>
           </w:p>
         </w:tc>
@@ -239,7 +239,7 @@
                 <w:sz w:val="20"/>
                 <w:u w:val="none"/>
               </w:rPr>
-              <w:t>вводится ст. 2.1 ч. 1 ПК (ACT. 001); орган определён КЗ «О деятельности офиса Генерального прокурора штата San-Andreas» (174.txt), ст. 1</w:t>
+              <w:t>вводится ст. 2.1 ч. 1 ПК (ACT. 001); орган определён статьями 40–41 Конституции штата San-Andreas</w:t>
             </w:r>
           </w:p>
         </w:tc>
@@ -1277,7 +1277,7 @@
           <w:i w:val="0"/>
           <w:u w:val="none"/>
         </w:rPr>
-        <w:t>В Процессуальный кодекс штата San-Andreas вносятся изменения: вводятся единые обозначения органов государственной власти и их руководителей (статья 2.1); устанавливается единый порядок задержания государственных служащих, адвокатов и членов Сената (статья 19); закрепляется круг органов, уполномоченных на задержание и на проведение процессуальных действий (статья 15), и порядок задержания с передачей задержанного военнослужащими SANG, сотрудниками USSS и WN (статья 17.3, пункт «м» части 1 статьи 18); основания обыска помещений согласуются с законом «О системе ордеров» без введения новых видов ордеров (статья 4); исключаются неприменимые нормы об административном аресте (статьи 24, 25); исправляются ошибочные ссылки (статьи 16, 20, 62) и уточняется компетенция ведомств (статья 36).</w:t>
+        <w:t>В Процессуальный кодекс штата San-Andreas вносятся изменения: вводятся единые обозначения органов государственной власти и их руководителей (статья 2.1); устанавливается единый порядок задержания государственных служащих и адвокатов (статья 19); закрепляется круг органов, уполномоченных на задержание и на проведение процессуальных действий (статья 15), и порядок задержания с передачей задержанного военнослужащими SANG, сотрудниками USSS и WN (статья 17.3, пункт «м» части 1 статьи 18); основания обыска помещений согласуются с законом «О системе ордеров» без введения новых видов ордеров (статья 4); исключаются неприменимые нормы об административном аресте (статьи 24, 25); исправляются ошибочные ссылки (статьи 16, 20, 62) и уточняется компетенция ведомств (статья 36).</w:t>
       </w:r>
     </w:p>
     <w:p>
@@ -2636,7 +2636,7 @@
           <w:sz w:val="20"/>
           <w:u w:val="none"/>
         </w:rPr>
-        <w:t>ч. 6. Задержание с передачей в отношении государственного служащего, члена Сената или адвоката допускается только по основаниям части 4 статьи 19 настоящего Кодекса. Вызов сотрудника ОГП и руководства задержанного производится сотрудником, принявшим задержанного.</w:t>
+        <w:t>ч. 6. Задержание с передачей в отношении государственного служащего или адвоката допускается только по основаниям части 4 статьи 19 настоящего Кодекса. Вызов сотрудника ОГП и руководства задержанного производится сотрудником, принявшим задержанного.</w:t>
       </w:r>
     </w:p>
     <w:p>
@@ -4155,7 +4155,7 @@
           <w:sz w:val="20"/>
           <w:u w:val="none"/>
         </w:rPr>
-        <w:t>з) В случае, если задержанный является государственным служащим, сотрудником WN, членом Сената или адвокатом, уведомить его руководство в порядке статьи 19 настоящего Кодекса. Вызов сотрудника ОГП при задержании на основании ордера или судебного акта не требуется, если иное не указано в самом ордере или судебном акте.</w:t>
+        <w:t>з) В случае, если задержанный является государственным служащим, сотрудником WN или адвокатом, уведомить его руководство в порядке статьи 19 настоящего Кодекса. Вызов сотрудника ОГП при задержании на основании ордера или судебного акта не требуется, если иное не указано в самом ордере или судебном акте.</w:t>
       </w:r>
     </w:p>
     <w:p>
@@ -5569,7 +5569,7 @@
           <w:sz w:val="20"/>
           <w:u w:val="none"/>
         </w:rPr>
-        <w:t>ч. 1. В случае если в процессе задержания установлено, что задержанный является государственным служащим, сотрудником WN, членом Сената или адвокатом (государственным либо частным с действительной лицензией), сотрудник, проводивший задержание, обязан вызвать руководство задержанного (в случае с адвокатом — Главу Коллегии Адвокатов или его заместителей, в случае с членом Сената — Спикера Сената, в случае со Спикером Сената — Губернатора или Вице-губернатора) и сотрудника ОГП. На время ожидания ответа указанных лиц, время задержания замораживается, но не более, чем на 15 минут. В случае ответа прокурора, время задержания замораживается до его приезда.</w:t>
+        <w:t>ч. 1. В случае если в процессе задержания установлено, что задержанный является государственным служащим, сотрудником WN или адвокатом (государственным либо частным с действительной лицензией), сотрудник, проводивший задержание, обязан вызвать руководство задержанного (в случае с адвокатом — Главу Коллегии Адвокатов или его заместителей) и сотрудника ОГП. На время ожидания ответа указанных лиц, время задержания замораживается, но не более, чем на 15 минут. В случае ответа прокурора, время задержания замораживается до его приезда.</w:t>
       </w:r>
     </w:p>
     <w:p>
@@ -5738,7 +5738,7 @@
           <w:sz w:val="20"/>
           <w:u w:val="none"/>
         </w:rPr>
-        <w:t>ч. 4. Задержание государственного служащего (в том числе сотрудника правоохранительного органа, военнослужащего SANG, сотрудника EMS, сотрудника WN, служащего ОГП) при исполнении им служебных обязанностей, адвоката при осуществлении им адвокатской деятельности, а также члена Сената в течение срока его полномочий, равно как их привод, личный обыск и обыск используемого ими транспорта, допускаются только в следующих случаях:</w:t>
+        <w:t>ч. 4. Задержание государственного служащего (в том числе сотрудника правоохранительного органа, военнослужащего SANG, сотрудника EMS, сотрудника WN, служащего ОГП) при исполнении им служебных обязанностей, а равно адвоката при осуществлении им адвокатской деятельности, равно как их привод, личный обыск и обыск используемого ими транспорта, допускаются только в следующих случаях:</w:t>
       </w:r>
     </w:p>
     <w:p>
@@ -5833,7 +5833,7 @@
           <w:sz w:val="20"/>
           <w:u w:val="none"/>
         </w:rPr>
-        <w:t>В остальных случаях сведения о правонарушении передаются в ОГП и руководству указанного лица без его задержания. Гарантии правовой защиты, установленные законами о деятельности отдельных государственных органов, о Сенате и об адвокатуре, применяются в части, не противоречащей настоящей части.</w:t>
+        <w:t>В остальных случаях сведения о правонарушении передаются в ОГП и руководству указанного лица без его задержания. Гарантии правовой защиты, установленные законами о деятельности отдельных государственных органов и об адвокатуре, применяются в части, не противоречащей настоящей части.</w:t>
       </w:r>
     </w:p>
     <w:p>
@@ -5852,7 +5852,7 @@
           <w:sz w:val="20"/>
           <w:u w:val="none"/>
         </w:rPr>
-        <w:t>Примечание: При задержании государственного служащего, адвоката или члена Сената на основании ордера или вступившего в законную силу судебного акта вызов сотрудника ОГП не требуется, если прямое указание на участие прокурора не содержится в самом ордере или судебном акте; в этом случае вызывается исключительно руководство указанного лица для прекращения трудовых отношений (лишения статуса).</w:t>
+        <w:t>Примечание: При задержании государственного служащего или адвоката на основании ордера или вступившего в законную силу судебного акта вызов сотрудника ОГП не требуется, если прямое указание на участие прокурора не содержится в самом ордере или судебном акте; в этом случае вызывается исключительно руководство указанного лица для прекращения трудовых отношений (лишения статуса).</w:t>
       </w:r>
     </w:p>
     <w:p>
@@ -6682,7 +6682,7 @@
           <w:i w:val="0"/>
           <w:u w:val="none"/>
         </w:rPr>
-        <w:t xml:space="preserve">з) В случае, если задержанный является государственным служащим, сотрудником WN, членом Сената или адвокатом, уведомить его руководство в порядке </w:t>
+        <w:t xml:space="preserve">з) В случае, если задержанный является государственным служащим, сотрудником WN или адвокатом, уведомить его руководство в порядке </w:t>
       </w:r>
       <w:r>
         <w:rPr>
@@ -8907,7 +8907,7 @@
           <w:sz w:val="20"/>
           <w:u w:val="none"/>
         </w:rPr>
-        <w:t>в) вызова и разбирательства с ОГП и/или руководством задержанного в случае, если задержанный является сотрудником государственного органа, военнослужащим SANG, сотрудником WN, членом Сената или адвокатом;</w:t>
+        <w:t>в) вызова и разбирательства с ОГП и/или руководством задержанного в случае, если задержанный является сотрудником государственного органа, военнослужащим SANG, сотрудником WN или адвокатом;</w:t>
       </w:r>
     </w:p>
     <w:p>
@@ -9891,7 +9891,7 @@
           <w:i w:val="0"/>
           <w:u w:val="none"/>
         </w:rPr>
-        <w:t xml:space="preserve">ч. 6. Задержание с передачей в отношении государственного служащего, члена Сената или адвоката допускается только по основаниям </w:t>
+        <w:t xml:space="preserve">ч. 6. Задержание с передачей в отношении государственного служащего или адвоката допускается только по основаниям </w:t>
       </w:r>
       <w:r>
         <w:rPr>
@@ -9976,7 +9976,7 @@
           <w:sz w:val="20"/>
           <w:u w:val="none"/>
         </w:rPr>
-        <w:t>ч. 4. Задержание государственного служащего (в том числе сотрудника правоохранительного органа, военнослужащего SANG, сотрудника EMS, сотрудника WN, служащего ОГП) при исполнении им служебных обязанностей, адвоката при осуществлении им адвокатской деятельности, а также члена Сената в течение срока его полномочий, равно как их привод, личный обыск и обыск используемого ими транспорта, допускаются только в следующих случаях:</w:t>
+        <w:t>ч. 4. Задержание государственного служащего (в том числе сотрудника правоохранительного органа, военнослужащего SANG, сотрудника EMS, сотрудника WN, служащего ОГП) при исполнении им служебных обязанностей, а равно адвоката при осуществлении им адвокатской деятельности, равно как их привод, личный обыск и обыск используемого ими транспорта, допускаются только в следующих случаях:</w:t>
       </w:r>
     </w:p>
     <w:p>
@@ -10071,7 +10071,7 @@
           <w:sz w:val="20"/>
           <w:u w:val="none"/>
         </w:rPr>
-        <w:t>В остальных случаях сведения о правонарушении передаются в ОГП и руководству указанного лица без его задержания. Гарантии правовой защиты, установленные законами о деятельности отдельных государственных органов, о Сенате и об адвокатуре, применяются в части, не противоречащей настоящей части.</w:t>
+        <w:t>В остальных случаях сведения о правонарушении передаются в ОГП и руководству указанного лица без его задержания. Гарантии правовой защиты, установленные законами о деятельности отдельных государственных органов и об адвокатуре, применяются в части, не противоречащей настоящей части.</w:t>
       </w:r>
     </w:p>
     <w:p>
@@ -10090,7 +10090,7 @@
           <w:sz w:val="20"/>
           <w:u w:val="none"/>
         </w:rPr>
-        <w:t>Примечание: При задержании государственного служащего, адвоката или члена Сената на основании ордера или вступившего в законную силу судебного акта вызов сотрудника ОГП не требуется, если прямое указание на участие прокурора не содержится в самом ордере или судебном акте; в этом случае вызывается исключительно руководство указанного лица для прекращения трудовых отношений (лишения статуса).</w:t>
+        <w:t>Примечание: При задержании государственного служащего или адвоката на основании ордера или вступившего в законную силу судебного акта вызов сотрудника ОГП не требуется, если прямое указание на участие прокурора не содержится в самом ордере или судебном акте; в этом случае вызывается исключительно руководство указанного лица для прекращения трудовых отношений (лишения статуса).</w:t>
       </w:r>
     </w:p>
     <w:p>
@@ -10340,7 +10340,7 @@
           <w:sz w:val="20"/>
           <w:u w:val="none"/>
         </w:rPr>
-        <w:t>з) В случае, если задержанный является государственным служащим, сотрудником WN, членом Сената или адвокатом, уведомить его руководство в порядке статьи 19 настоящего Кодекса. Вызов сотрудника ОГП при задержании на основании ордера или судебного акта не требуется, если иное не указано в самом ордере или судебном акте.</w:t>
+        <w:t>з) В случае, если задержанный является государственным служащим, сотрудником WN или адвокатом, уведомить его руководство в порядке статьи 19 настоящего Кодекса. Вызов сотрудника ОГП при задержании на основании ордера или судебного акта не требуется, если иное не указано в самом ордере или судебном акте.</w:t>
       </w:r>
     </w:p>
     <w:p>
@@ -11344,7 +11344,7 @@
           <w:sz w:val="20"/>
           <w:u w:val="none"/>
         </w:rPr>
-        <w:t>ч. 1. В случае если в процессе задержания установлено, что задержанный является государственным служащим, сотрудником WN, членом Сената или адвокатом (государственным либо частным с действительной лицензией), сотрудник, проводивший задержание, обязан вызвать руководство задержанного (в случае с адвокатом — Главу Коллегии Адвокатов или его заместителей, в случае с членом Сената — Спикера Сената, в случае со Спикером Сената — Губернатора или Вице-губернатора) и сотрудника ОГП. На время ожидания ответа указанных лиц, время задержания замораживается, но не более, чем на 15 минут. В случае ответа прокурора, время задержания замораживается до его приезда.</w:t>
+        <w:t>ч. 1. В случае если в процессе задержания установлено, что задержанный является государственным служащим, сотрудником WN или адвокатом (государственным либо частным с действительной лицензией), сотрудник, проводивший задержание, обязан вызвать руководство задержанного (в случае с адвокатом — Главу Коллегии Адвокатов или его заместителей) и сотрудника ОГП. На время ожидания ответа указанных лиц, время задержания замораживается, но не более, чем на 15 минут. В случае ответа прокурора, время задержания замораживается до его приезда.</w:t>
       </w:r>
     </w:p>
     <w:p>
@@ -13013,7 +13013,7 @@
           <w:i w:val="0"/>
           <w:u w:val="none"/>
         </w:rPr>
-        <w:t>ч. 1. В случае если в процессе задержания установлено, что задержанный является государственным служащим, сотрудником WN, членом Сената или адвокатом (государственным либо частным с действительной лицензией), сотрудник, проводивший задержание, обязан вызвать руководство задержанного (в случае с адвокатом — Главу Коллегии Адвокатов или его заместителей, в случае с членом Сената — Спикера Сената, в случае со Спикером Сената — Губернатора или Вице-губернатора) и сотрудника ОГП. На время ожидания ответа указанных лиц, время задержания замораживается, но не более, чем на 15 минут. В случае ответа прокурора, время задержания замораживается до его приезда.</w:t>
+        <w:t>ч. 1. В случае если в процессе задержания установлено, что задержанный является государственным служащим, сотрудником WN или адвокатом (государственным либо частным с действительной лицензией), сотрудник, проводивший задержание, обязан вызвать руководство задержанного (в случае с адвокатом — Главу Коллегии Адвокатов или его заместителей) и сотрудника ОГП. На время ожидания ответа указанных лиц, время задержания замораживается, но не более, чем на 15 минут. В случае ответа прокурора, время задержания замораживается до его приезда.</w:t>
       </w:r>
     </w:p>
     <w:p>
@@ -13131,62 +13131,6 @@
     </w:p>
     <w:p>
       <w:pPr>
-        <w:spacing w:after="0" w:before="0"/>
-        <w:ind w:left="567"/>
-        <w:shd w:val="clear" w:color="auto" w:fill="EAF1FB"/>
-        <w:pBdr>
-          <w:left w:val="single" w:sz="18" w:space="4" w:color="7F7F7F"/>
-        </w:pBdr>
-      </w:pPr>
-      <w:r>
-        <w:rPr>
-          <w:b/>
-          <w:i w:val="0"/>
-          <w:sz w:val="20"/>
-          <w:u w:val="none"/>
-        </w:rPr>
-        <w:t xml:space="preserve">• Спикер Сената — </w:t>
-      </w:r>
-      <w:r>
-        <w:rPr>
-          <w:b w:val="0"/>
-          <w:i w:val="0"/>
-          <w:sz w:val="20"/>
-          <w:u w:val="none"/>
-        </w:rPr>
-        <w:t>установлен Конституционным законом «О Сенате штата San-Andreas» (153.txt), ст. 2</w:t>
-      </w:r>
-      <w:r>
-        <w:rPr>
-          <w:b w:val="0"/>
-          <w:i w:val="0"/>
-          <w:sz w:val="20"/>
-          <w:u w:val="none"/>
-        </w:rPr>
-        <w:t>:</w:t>
-      </w:r>
-    </w:p>
-    <w:p>
-      <w:pPr>
-        <w:spacing w:after="0" w:before="0"/>
-        <w:ind w:left="850"/>
-        <w:shd w:val="clear" w:color="auto" w:fill="EAF1FB"/>
-        <w:pBdr>
-          <w:left w:val="single" w:sz="18" w:space="4" w:color="7F7F7F"/>
-        </w:pBdr>
-      </w:pPr>
-      <w:r>
-        <w:rPr>
-          <w:b w:val="0"/>
-          <w:i/>
-          <w:sz w:val="20"/>
-          <w:u w:val="none"/>
-        </w:rPr>
-        <w:t>Статья 2. Состав Сената состоит из Сенаторов и Председателя Сената - Спикера.</w:t>
-      </w:r>
-    </w:p>
-    <w:p>
-      <w:pPr>
         <w:spacing w:after="40"/>
       </w:pPr>
       <w:r>
@@ -13283,7 +13227,7 @@
           <w:i w:val="0"/>
           <w:u w:val="none"/>
         </w:rPr>
-        <w:t>ч. 4. Задержание государственного служащего (в том числе сотрудника правоохранительного органа, военнослужащего SANG, сотрудника EMS, сотрудника WN, служащего ОГП) при исполнении им служебных обязанностей, адвоката при осуществлении им адвокатской деятельности, а также члена Сената в течение срока его полномочий, равно как их привод, личный обыск и обыск используемого ими транспорта, допускаются только в следующих случаях:</w:t>
+        <w:t>ч. 4. Задержание государственного служащего (в том числе сотрудника правоохранительного органа, военнослужащего SANG, сотрудника EMS, сотрудника WN, служащего ОГП) при исполнении им служебных обязанностей, а равно адвоката при осуществлении им адвокатской деятельности, равно как их привод, личный обыск и обыск используемого ими транспорта, допускаются только в следующих случаях:</w:t>
       </w:r>
     </w:p>
     <w:p>
@@ -13585,7 +13529,7 @@
           <w:i w:val="0"/>
           <w:u w:val="none"/>
         </w:rPr>
-        <w:t>В остальных случаях сведения о правонарушении передаются в ОГП и руководству указанного лица без его задержания. Гарантии правовой защиты, установленные законами о деятельности отдельных государственных органов, о Сенате и об адвокатуре, применяются в части, не противоречащей настоящей части.</w:t>
+        <w:t>В остальных случаях сведения о правонарушении передаются в ОГП и руководству указанного лица без его задержания. Гарантии правовой защиты, установленные законами о деятельности отдельных государственных органов и об адвокатуре, применяются в части, не противоречащей настоящей части.</w:t>
       </w:r>
     </w:p>
     <w:p>
@@ -13598,7 +13542,7 @@
           <w:i w:val="0"/>
           <w:u w:val="none"/>
         </w:rPr>
-        <w:t>Примечание: При задержании государственного служащего, адвоката или члена Сената на основании ордера или вступившего в законную силу судебного акта вызов сотрудника ОГП не требуется, если прямое указание на участие прокурора не содержится в самом ордере или судебном акте; в этом случае вызывается исключительно руководство указанного лица для прекращения трудовых отношений (лишения статуса).</w:t>
+        <w:t>Примечание: При задержании государственного служащего или адвоката на основании ордера или вступившего в законную силу судебного акта вызов сотрудника ОГП не требуется, если прямое указание на участие прокурора не содержится в самом ордере или судебном акте; в этом случае вызывается исключительно руководство указанного лица для прекращения трудовых отношений (лишения статуса).</w:t>
       </w:r>
     </w:p>
     <w:p>
@@ -14783,7 +14727,7 @@
           <w:i w:val="0"/>
           <w:u w:val="none"/>
         </w:rPr>
-        <w:t>в) вызова и разбирательства с ОГП и/или руководством задержанного в случае, если задержанный является сотрудником государственного органа, военнослужащим SANG, сотрудником WN, членом Сената или адвокатом;</w:t>
+        <w:t>в) вызова и разбирательства с ОГП и/или руководством задержанного в случае, если задержанный является сотрудником государственного органа, военнослужащим SANG, сотрудником WN или адвокатом;</w:t>
       </w:r>
     </w:p>
     <w:p>

--- a/Законы/Законопроекты/ACT. 001 — Развёрнутая редакция для чтения.docx
+++ b/Законы/Законопроекты/ACT. 001 — Развёрнутая редакция для чтения.docx
@@ -2503,7 +2503,7 @@
           <w:sz w:val="20"/>
           <w:u w:val="none"/>
         </w:rPr>
-        <w:t>а) военнослужащие SANG — в отношении лица, совершившего правонарушение на территории охраняемых SANG объектов (военная база Форт-Занкудо, военный авианосец, остров Кайо-Перико) и прилегающей к ним местности; лица, совершившего правонарушение в отношении военнослужащего SANG или имущества SANG; военнослужащего SANG — по делам о воинских правонарушениях; лица, застигнутого при совершении правонарушения или непосредственно после его совершения либо находящегося в розыске, — при патрулировании в порядке статьи 7.1 закона «О Национальной Гвардии штата San-Andreas»; любого лица — в период чрезвычайного или военного положения, при проведении контртеррористической операции, а также при оказании содействия правоохранительным органам по их запросу;</w:t>
+        <w:t>а) военнослужащие SANG — в отношении лица, совершившего правонарушение на территории охраняемых SANG объектов (военная база Форт-Занкудо, военный авианосец, остров Кайо-Перико) и прилегающей к ним местности; лица, совершившего правонарушение в отношении военнослужащего SANG или имущества SANG; военнослужащего SANG — по делам о воинских правонарушениях; лица, застигнутого при совершении правонарушения или непосредственно после его совершения либо находящегося в розыске, — при патрулировании в соответствии с действующим законодательством штата San-Andreas; любого лица — в период чрезвычайного или военного положения, при проведении контртеррористической операции, а также при оказании содействия правоохранительным органам по их запросу;</w:t>
       </w:r>
     </w:p>
     <w:p>
@@ -7817,225 +7817,7 @@
           <w:i w:val="0"/>
           <w:u w:val="none"/>
         </w:rPr>
-        <w:t xml:space="preserve">а) военнослужащие SANG — в отношении лица, совершившего правонарушение на территории охраняемых SANG объектов (военная база Форт-Занкудо, военный авианосец, остров Кайо-Перико) и прилегающей к ним местности; лица, совершившего правонарушение в отношении военнослужащего SANG или имущества SANG; военнослужащего SANG — по делам о воинских правонарушениях; лица, застигнутого при совершении правонарушения или непосредственно после его совершения либо находящегося в розыске, — при патрулировании в порядке </w:t>
-      </w:r>
-      <w:r>
-        <w:rPr>
-          <w:b w:val="0"/>
-          <w:i w:val="0"/>
-          <w:color w:val="1F3A93"/>
-          <w:u w:val="single"/>
-        </w:rPr>
-        <w:t>статьи 7.1 закона «О Национальной Гвардии штата San-Andreas»</w:t>
-      </w:r>
-      <w:r>
-        <w:rPr>
-          <w:b w:val="0"/>
-          <w:i w:val="0"/>
-          <w:u w:val="none"/>
-        </w:rPr>
-        <w:t>; любого лица — в период чрезвычайного или военного положения, при проведении контртеррористической операции, а также при оказании содействия правоохранительным органам по их запросу;</w:t>
-      </w:r>
-    </w:p>
-    <w:p>
-      <w:pPr>
-        <w:spacing w:after="0" w:before="0"/>
-        <w:ind w:left="567"/>
-        <w:shd w:val="clear" w:color="auto" w:fill="F2F2F2"/>
-        <w:pBdr>
-          <w:left w:val="single" w:sz="18" w:space="4" w:color="7F7F7F"/>
-        </w:pBdr>
-      </w:pPr>
-      <w:r>
-        <w:rPr>
-          <w:b/>
-          <w:i/>
-          <w:color w:val="404040"/>
-          <w:sz w:val="20"/>
-          <w:u w:val="none"/>
-        </w:rPr>
-        <w:t>▸ Ссылка «статьи 7.1 закона «О Национальной Гвардии штата San-Andreas»» → ст. 7.1 — Закон «О Национальной Гвардии штата San-Andreas» (158.txt), новая статья, в редакции ACT. 003</w:t>
-      </w:r>
-      <w:r>
-        <w:rPr>
-          <w:b/>
-          <w:i/>
-          <w:color w:val="404040"/>
-          <w:sz w:val="20"/>
-          <w:u w:val="none"/>
-        </w:rPr>
-        <w:t>:</w:t>
-      </w:r>
-    </w:p>
-    <w:p>
-      <w:pPr>
-        <w:spacing w:after="0" w:before="0"/>
-        <w:ind w:left="567"/>
-        <w:shd w:val="clear" w:color="auto" w:fill="F2F2F2"/>
-        <w:pBdr>
-          <w:left w:val="single" w:sz="18" w:space="4" w:color="7F7F7F"/>
-        </w:pBdr>
-      </w:pPr>
-      <w:r>
-        <w:rPr>
-          <w:b w:val="0"/>
-          <w:i w:val="0"/>
-          <w:sz w:val="20"/>
-          <w:u w:val="none"/>
-        </w:rPr>
-        <w:t>Статья 7.1. Патрулирование</w:t>
-      </w:r>
-    </w:p>
-    <w:p>
-      <w:pPr>
-        <w:spacing w:after="0" w:before="0"/>
-        <w:ind w:left="567"/>
-        <w:shd w:val="clear" w:color="auto" w:fill="F2F2F2"/>
-        <w:pBdr>
-          <w:left w:val="single" w:sz="18" w:space="4" w:color="7F7F7F"/>
-        </w:pBdr>
-      </w:pPr>
-      <w:r>
-        <w:rPr>
-          <w:b w:val="0"/>
-          <w:i w:val="0"/>
-          <w:sz w:val="20"/>
-          <w:u w:val="none"/>
-        </w:rPr>
-        <w:t>ч. 1 Войска SANG осуществляют патрулирование на всей территории штата San-Andreas (включая территорию округа Блэйн, округа Лос-Сантос, города Лос-Сантос и острова Кайо-Перико) со следующими оговорками:</w:t>
-      </w:r>
-    </w:p>
-    <w:p>
-      <w:pPr>
-        <w:spacing w:after="0" w:before="0"/>
-        <w:ind w:left="567"/>
-        <w:shd w:val="clear" w:color="auto" w:fill="F2F2F2"/>
-        <w:pBdr>
-          <w:left w:val="single" w:sz="18" w:space="4" w:color="7F7F7F"/>
-        </w:pBdr>
-      </w:pPr>
-      <w:r>
-        <w:rPr>
-          <w:b w:val="0"/>
-          <w:i w:val="0"/>
-          <w:sz w:val="20"/>
-          <w:u w:val="none"/>
-        </w:rPr>
-        <w:t>а) патрулирование территории охраняемых SANG объектов и прилегающей местности в радиусе 2 км осуществляется в порядке части 1 статьи 7 настоящего Закона;</w:t>
-      </w:r>
-    </w:p>
-    <w:p>
-      <w:pPr>
-        <w:spacing w:after="0" w:before="0"/>
-        <w:ind w:left="567"/>
-        <w:shd w:val="clear" w:color="auto" w:fill="F2F2F2"/>
-        <w:pBdr>
-          <w:left w:val="single" w:sz="18" w:space="4" w:color="7F7F7F"/>
-        </w:pBdr>
-      </w:pPr>
-      <w:r>
-        <w:rPr>
-          <w:b w:val="0"/>
-          <w:i w:val="0"/>
-          <w:sz w:val="20"/>
-          <w:u w:val="none"/>
-        </w:rPr>
-        <w:t>б) патрулирование на территории округа Блэйн и округа Лос-Сантос за пределами города Лос-Сантос осуществляется патрулями SANG самостоятельно;</w:t>
-      </w:r>
-    </w:p>
-    <w:p>
-      <w:pPr>
-        <w:spacing w:after="0" w:before="0"/>
-        <w:ind w:left="567"/>
-        <w:shd w:val="clear" w:color="auto" w:fill="F2F2F2"/>
-        <w:pBdr>
-          <w:left w:val="single" w:sz="18" w:space="4" w:color="7F7F7F"/>
-        </w:pBdr>
-      </w:pPr>
-      <w:r>
-        <w:rPr>
-          <w:b w:val="0"/>
-          <w:i w:val="0"/>
-          <w:sz w:val="20"/>
-          <w:u w:val="none"/>
-        </w:rPr>
-        <w:t>в) при осуществлении патрулирования на территории города Лос-Сантос военнослужащие SANG заблаговременно уведомляют LSPD и FIB посредством волны департамента (рации департамента), либо осуществляют совместное патрулирование с сотрудниками LSPD или FIB, либо действуют в период действия чрезвычайного или военного положения или проведения контртеррористической операции.</w:t>
-      </w:r>
-    </w:p>
-    <w:p>
-      <w:pPr>
-        <w:spacing w:after="0" w:before="0"/>
-        <w:ind w:left="567"/>
-        <w:shd w:val="clear" w:color="auto" w:fill="F2F2F2"/>
-        <w:pBdr>
-          <w:left w:val="single" w:sz="18" w:space="4" w:color="7F7F7F"/>
-        </w:pBdr>
-      </w:pPr>
-      <w:r>
-        <w:rPr>
-          <w:b w:val="0"/>
-          <w:i w:val="0"/>
-          <w:sz w:val="20"/>
-          <w:u w:val="none"/>
-        </w:rPr>
-        <w:t>ч. 2 Патруль состоит не менее чем из двух военнослужащих. В составе патруля обязательно находится военнослужащий подразделения Military Police (MP) либо военнослужащий, имеющий звание не ниже шестого порядкового ранга согласно штатной структуре (уставу) SANG. Патрулирование в составе, не отвечающем требованиям настоящей части, не допускается; задержание, произведённое таким патрулём, признаётся незаконным.</w:t>
-      </w:r>
-    </w:p>
-    <w:p>
-      <w:pPr>
-        <w:spacing w:after="0" w:before="0"/>
-        <w:ind w:left="567"/>
-        <w:shd w:val="clear" w:color="auto" w:fill="F2F2F2"/>
-        <w:pBdr>
-          <w:left w:val="single" w:sz="18" w:space="4" w:color="7F7F7F"/>
-        </w:pBdr>
-      </w:pPr>
-      <w:r>
-        <w:rPr>
-          <w:b w:val="0"/>
-          <w:i w:val="0"/>
-          <w:sz w:val="20"/>
-          <w:u w:val="none"/>
-        </w:rPr>
-        <w:t>ч. 3 При патрулировании военнослужащие SANG вправе: требовать от граждан соблюдения общественного порядка и прекращения правонарушений; пресекать преступления и правонарушения; проверять документы, удостоверяющие личность, у лиц, в отношении которых имеются основания полагать, что они совершили правонарушение или находятся в розыске; охранять место происшествия до прибытия сотрудников правоохранительных органов; производить задержание лиц, совершивших правонарушение, с проведением первичного (личного) обыска без права изъятия оружия и предметов и незамедлительной доставкой и передачей задержанного в порядке статьи 17.3 Процессуального кодекса штата San-Andreas; оказывать содействие правоохранительным органам.</w:t>
-      </w:r>
-    </w:p>
-    <w:p>
-      <w:pPr>
-        <w:spacing w:after="0" w:before="0"/>
-        <w:ind w:left="567"/>
-        <w:shd w:val="clear" w:color="auto" w:fill="F2F2F2"/>
-        <w:pBdr>
-          <w:left w:val="single" w:sz="18" w:space="4" w:color="7F7F7F"/>
-        </w:pBdr>
-      </w:pPr>
-      <w:r>
-        <w:rPr>
-          <w:b w:val="0"/>
-          <w:i w:val="0"/>
-          <w:sz w:val="20"/>
-          <w:u w:val="none"/>
-        </w:rPr>
-        <w:t>ч. 4 Патруль SANG не назначает меры наказания, не составляет протоколы об административных правонарушениях, не проводит процессуальные действия, отнесённые к исключительной компетенции правоохранительных органов, и не производит изъятие оружия и запрещённых предметов. Выявленные административные правонарушения фиксируются и передаются в LSPD или LSCSD по территориальности.</w:t>
-      </w:r>
-    </w:p>
-    <w:p>
-      <w:pPr>
-        <w:spacing w:after="0" w:before="0"/>
-        <w:ind w:left="567"/>
-        <w:shd w:val="clear" w:color="auto" w:fill="F2F2F2"/>
-        <w:pBdr>
-          <w:left w:val="single" w:sz="18" w:space="4" w:color="7F7F7F"/>
-        </w:pBdr>
-      </w:pPr>
-      <w:r>
-        <w:rPr>
-          <w:b w:val="0"/>
-          <w:i w:val="0"/>
-          <w:sz w:val="20"/>
-          <w:u w:val="none"/>
-        </w:rPr>
-        <w:t>ч. 5 Военнослужащие патруля обязаны находиться в форменной одежде SANG, иметь при себе служебное удостоверение (нашивку), использовать служебный транспорт и вести видеофиксацию в порядке части 5 статьи 10 настоящего Закона.</w:t>
+        <w:t>а) военнослужащие SANG — в отношении лица, совершившего правонарушение на территории охраняемых SANG объектов (военная база Форт-Занкудо, военный авианосец, остров Кайо-Перико) и прилегающей к ним местности; лица, совершившего правонарушение в отношении военнослужащего SANG или имущества SANG; военнослужащего SANG — по делам о воинских правонарушениях; лица, застигнутого при совершении правонарушения или непосредственно после его совершения либо находящегося в розыске, — при патрулировании в соответствии с действующим законодательством штата San-Andreas; любого лица — в период чрезвычайного или военного положения, при проведении контртеррористической операции, а также при оказании содействия правоохранительным органам по их запросу;</w:t>
       </w:r>
     </w:p>
     <w:p>
